--- a/Francis-Chege-Resume.docx
+++ b/Francis-Chege-Resume.docx
@@ -5,58 +5,172 @@
     <w:p>
       <w:pPr>
         <w:spacing w:after="240" w:before="240" w:lineRule="auto"/>
-        <w:ind w:right="0"/>
-        <w:rPr>
-          <w:color w:val="1155cc"/>
-          <w:u w:val="single"/>
-        </w:rPr>
-      </w:pPr>
-      <w:r>
-        <w:rPr>
-          <w:b w:val="1"/>
-          <w:sz w:val="24"/>
-          <w:szCs w:val="24"/>
+        <w:ind w:left="0" w:right="0" w:firstLine="0"/>
+        <w:rPr>
+          <w:b w:val="1"/>
+          <w:bCs w:val="1"/>
+          <w:color w:val="434343"/>
+          <w:sz w:val="28"/>
+          <w:szCs w:val="28"/>
+        </w:rPr>
+      </w:pPr>
+      <w:r>
+        <w:rPr>
+          <w:b w:val="1"/>
+          <w:bCs w:val="1"/>
+          <w:color w:val="434343"/>
+          <w:sz w:val="28"/>
+          <w:szCs w:val="28"/>
           <w:rtl w:val="0"/>
         </w:rPr>
         <w:t xml:space="preserve">FRANCIS MUGO CHEGE</w:t>
       </w:r>
-      <w:r>
-        <w:rPr>
-          <w:b w:val="1"/>
-          <w:rtl w:val="0"/>
-        </w:rPr>
-        <w:br w:type="textWrapping"/>
-      </w:r>
-      <w:r>
-        <w:rPr>
-          <w:rtl w:val="0"/>
-        </w:rPr>
-        <w:t xml:space="preserve"> 📍 Nairobi, Kenya</w:t>
-        <w:br w:type="textWrapping"/>
-        <w:t xml:space="preserve"> ✉️ francischege602@gmail.com | 📞 +254 712 750 179</w:t>
-        <w:br w:type="textWrapping"/>
-        <w:t xml:space="preserve"> 🌐 Portfolio:</w:t>
+    </w:p>
+    <w:p>
+      <w:pPr>
+        <w:spacing w:after="240" w:before="240" w:lineRule="auto"/>
+        <w:ind w:left="0" w:right="0" w:firstLine="0"/>
+        <w:rPr>
+          <w:color w:val="434343"/>
+          <w:sz w:val="22"/>
+          <w:szCs w:val="22"/>
+        </w:rPr>
+      </w:pPr>
+      <w:r>
+        <w:rPr>
+          <w:color w:val="434343"/>
+          <w:sz w:val="22"/>
+          <w:szCs w:val="22"/>
+          <w:rtl w:val="0"/>
+        </w:rPr>
+        <w:t xml:space="preserve">Nairobi, Kenya</w:t>
+      </w:r>
+    </w:p>
+    <w:p>
+      <w:pPr>
+        <w:spacing w:after="240" w:before="240" w:lineRule="auto"/>
+        <w:ind w:left="0" w:right="0" w:firstLine="0"/>
+        <w:rPr>
+          <w:color w:val="434343"/>
+          <w:sz w:val="20"/>
+          <w:szCs w:val="20"/>
+        </w:rPr>
+      </w:pPr>
+      <w:r>
+        <w:rPr>
+          <w:color w:val="434343"/>
+          <w:sz w:val="20"/>
+          <w:szCs w:val="20"/>
+          <w:rtl w:val="0"/>
+        </w:rPr>
+        <w:t xml:space="preserve">Email: </w:t>
       </w:r>
       <w:hyperlink r:id="rId7">
         <w:r>
           <w:rPr>
-            <w:color w:val="1155cc"/>
+            <w:color w:val="434343"/>
+            <w:sz w:val="20"/>
+            <w:szCs w:val="20"/>
             <w:u w:val="single"/>
             <w:rtl w:val="0"/>
           </w:rPr>
-          <w:t xml:space="preserve">https://portfolio-lac-phi-72.vercel.app/</w:t>
+          <w:t xml:space="preserve">francischege602@gmail.com</w:t>
         </w:r>
       </w:hyperlink>
       <w:r>
         <w:rPr>
-          <w:rtl w:val="0"/>
-        </w:rPr>
-        <w:t xml:space="preserve"> | GitHub:</w:t>
+          <w:color w:val="434343"/>
+          <w:sz w:val="20"/>
+          <w:szCs w:val="20"/>
+          <w:rtl w:val="0"/>
+        </w:rPr>
+        <w:t xml:space="preserve"> | +254 712 750 179</w:t>
+      </w:r>
+    </w:p>
+    <w:p>
+      <w:pPr>
+        <w:spacing w:after="240" w:before="240" w:lineRule="auto"/>
+        <w:ind w:left="0" w:right="0" w:firstLine="0"/>
+        <w:rPr>
+          <w:color w:val="434343"/>
+          <w:sz w:val="20"/>
+          <w:szCs w:val="20"/>
+        </w:rPr>
+      </w:pPr>
+      <w:r>
+        <w:rPr>
+          <w:color w:val="434343"/>
+          <w:sz w:val="20"/>
+          <w:szCs w:val="20"/>
+          <w:rtl w:val="0"/>
+        </w:rPr>
+        <w:t xml:space="preserve">Portfolio:</w:t>
       </w:r>
       <w:hyperlink r:id="rId8">
         <w:r>
           <w:rPr>
-            <w:color w:val="1155cc"/>
+            <w:color w:val="434343"/>
+            <w:sz w:val="20"/>
+            <w:szCs w:val="20"/>
+            <w:rtl w:val="0"/>
+          </w:rPr>
+          <w:t xml:space="preserve"> </w:t>
+        </w:r>
+      </w:hyperlink>
+      <w:hyperlink r:id="rId9">
+        <w:r>
+          <w:rPr>
+            <w:color w:val="434343"/>
+            <w:sz w:val="20"/>
+            <w:szCs w:val="20"/>
+            <w:u w:val="single"/>
+            <w:rtl w:val="0"/>
+          </w:rPr>
+          <w:t xml:space="preserve">https://frank-chege.vercel.app</w:t>
+        </w:r>
+      </w:hyperlink>
+      <w:r>
+        <w:rPr>
+          <w:rtl w:val="0"/>
+        </w:rPr>
+      </w:r>
+    </w:p>
+    <w:p>
+      <w:pPr>
+        <w:spacing w:after="240" w:before="240" w:lineRule="auto"/>
+        <w:ind w:left="0" w:right="0" w:firstLine="0"/>
+        <w:rPr>
+          <w:color w:val="434343"/>
+          <w:sz w:val="20"/>
+          <w:szCs w:val="20"/>
+        </w:rPr>
+      </w:pPr>
+      <w:r>
+        <w:rPr>
+          <w:color w:val="434343"/>
+          <w:sz w:val="20"/>
+          <w:szCs w:val="20"/>
+          <w:rtl w:val="0"/>
+        </w:rPr>
+        <w:t xml:space="preserve">GitHub:</w:t>
+      </w:r>
+      <w:hyperlink r:id="rId10">
+        <w:r>
+          <w:rPr>
+            <w:color w:val="434343"/>
+            <w:sz w:val="20"/>
+            <w:szCs w:val="20"/>
+            <w:rtl w:val="0"/>
+          </w:rPr>
+          <w:t xml:space="preserve"> </w:t>
+        </w:r>
+      </w:hyperlink>
+      <w:hyperlink r:id="rId11">
+        <w:r>
+          <w:rPr>
+            <w:color w:val="434343"/>
+            <w:sz w:val="20"/>
+            <w:szCs w:val="20"/>
             <w:u w:val="single"/>
             <w:rtl w:val="0"/>
           </w:rPr>
@@ -71,99 +185,119 @@
     </w:p>
     <w:p>
       <w:pPr>
-        <w:spacing w:before="320" w:lineRule="auto"/>
-        <w:rPr/>
-      </w:pPr>
-      <w:r>
-        <w:pict>
-          <v:rect style="width:0.0pt;height:1.5pt" o:hr="t" o:hrstd="t" o:hralign="center" fillcolor="#A0A0A0" stroked="f"/>
-        </w:pict>
-      </w:r>
-      <w:r>
-        <w:rPr>
-          <w:rtl w:val="0"/>
-        </w:rPr>
-      </w:r>
-    </w:p>
-    <w:p>
-      <w:pPr>
-        <w:pStyle w:val="Heading3"/>
-        <w:keepNext w:val="0"/>
-        <w:keepLines w:val="0"/>
-        <w:spacing w:after="80" w:before="280" w:line="312" w:lineRule="auto"/>
-        <w:rPr>
-          <w:rFonts w:ascii="Merriweather" w:cs="Merriweather" w:eastAsia="Merriweather" w:hAnsi="Merriweather"/>
-          <w:b w:val="1"/>
-          <w:sz w:val="32"/>
-          <w:szCs w:val="32"/>
-        </w:rPr>
-      </w:pPr>
-      <w:bookmarkStart w:colFirst="0" w:colLast="0" w:name="_heading=h.nj9dhfd1qzbb" w:id="0"/>
-      <w:bookmarkEnd w:id="0"/>
-      <w:r>
-        <w:rPr>
-          <w:rFonts w:ascii="Merriweather" w:cs="Merriweather" w:eastAsia="Merriweather" w:hAnsi="Merriweather"/>
-          <w:b w:val="1"/>
-          <w:sz w:val="32"/>
-          <w:szCs w:val="32"/>
-          <w:rtl w:val="0"/>
-        </w:rPr>
-        <w:t xml:space="preserve">SUMMARY</w:t>
-      </w:r>
-    </w:p>
-    <w:p>
-      <w:pPr>
         <w:spacing w:after="240" w:before="240" w:lineRule="auto"/>
         <w:ind w:right="0"/>
-        <w:rPr/>
-      </w:pPr>
-      <w:r>
-        <w:rPr>
-          <w:rtl w:val="0"/>
-        </w:rPr>
-        <w:t xml:space="preserve">Software Engineer, Founder, and Business Strategist with experience leading end-to-end development of technology platforms. Skilled at blending technical execution with product strategy, from concept design to deployment. Strong background in backend and full-stack development, system architecture, and AI integration. Passionate about using technology to solve real-world problems at scale.</w:t>
-      </w:r>
-    </w:p>
-    <w:p>
-      <w:pPr>
-        <w:spacing w:before="320" w:lineRule="auto"/>
-        <w:rPr/>
-      </w:pPr>
-      <w:r>
-        <w:pict>
-          <v:rect style="width:0.0pt;height:1.5pt" o:hr="t" o:hrstd="t" o:hralign="center" fillcolor="#A0A0A0" stroked="f"/>
-        </w:pict>
-      </w:r>
-      <w:r>
-        <w:rPr>
-          <w:rtl w:val="0"/>
-        </w:rPr>
-      </w:r>
-    </w:p>
-    <w:p>
-      <w:pPr>
-        <w:pStyle w:val="Heading3"/>
-        <w:keepNext w:val="0"/>
-        <w:keepLines w:val="0"/>
-        <w:spacing w:after="80" w:before="280" w:line="312" w:lineRule="auto"/>
-        <w:rPr>
-          <w:rFonts w:ascii="Merriweather" w:cs="Merriweather" w:eastAsia="Merriweather" w:hAnsi="Merriweather"/>
-          <w:b w:val="1"/>
-          <w:sz w:val="32"/>
-          <w:szCs w:val="32"/>
-        </w:rPr>
-      </w:pPr>
-      <w:bookmarkStart w:colFirst="0" w:colLast="0" w:name="_heading=h.4uahbc401c3g" w:id="1"/>
-      <w:bookmarkEnd w:id="1"/>
-      <w:r>
-        <w:rPr>
-          <w:rFonts w:ascii="Merriweather" w:cs="Merriweather" w:eastAsia="Merriweather" w:hAnsi="Merriweather"/>
-          <w:b w:val="1"/>
-          <w:sz w:val="32"/>
-          <w:szCs w:val="32"/>
-          <w:rtl w:val="0"/>
-        </w:rPr>
-        <w:t xml:space="preserve">CORE COMPETENCIES</w:t>
+        <w:rPr>
+          <w:color w:val="434343"/>
+          <w:sz w:val="20"/>
+          <w:szCs w:val="20"/>
+          <w:u w:val="single"/>
+        </w:rPr>
+      </w:pPr>
+      <w:r>
+        <w:rPr>
+          <w:color w:val="434343"/>
+          <w:sz w:val="20"/>
+          <w:szCs w:val="20"/>
+          <w:rtl w:val="0"/>
+        </w:rPr>
+        <w:t xml:space="preserve">LinkedIn:</w:t>
+      </w:r>
+      <w:hyperlink r:id="rId12">
+        <w:r>
+          <w:rPr>
+            <w:color w:val="434343"/>
+            <w:sz w:val="20"/>
+            <w:szCs w:val="20"/>
+            <w:rtl w:val="0"/>
+          </w:rPr>
+          <w:t xml:space="preserve"> </w:t>
+        </w:r>
+      </w:hyperlink>
+      <w:hyperlink r:id="rId13">
+        <w:r>
+          <w:rPr>
+            <w:color w:val="434343"/>
+            <w:sz w:val="20"/>
+            <w:szCs w:val="20"/>
+            <w:u w:val="single"/>
+            <w:rtl w:val="0"/>
+          </w:rPr>
+          <w:t xml:space="preserve">https://www.linkedin.com/in/frank-chege-b6bb73265</w:t>
+        </w:r>
+      </w:hyperlink>
+      <w:r>
+        <w:rPr>
+          <w:rtl w:val="0"/>
+        </w:rPr>
+      </w:r>
+    </w:p>
+    <w:p>
+      <w:pPr>
+        <w:spacing w:after="240" w:before="240" w:lineRule="auto"/>
+        <w:ind w:left="0" w:right="0" w:firstLine="0"/>
+        <w:rPr>
+          <w:b w:val="1"/>
+          <w:bCs w:val="1"/>
+          <w:color w:val="434343"/>
+          <w:sz w:val="24"/>
+          <w:szCs w:val="24"/>
+        </w:rPr>
+      </w:pPr>
+      <w:r>
+        <w:rPr>
+          <w:b w:val="1"/>
+          <w:bCs w:val="1"/>
+          <w:color w:val="434343"/>
+          <w:sz w:val="24"/>
+          <w:szCs w:val="24"/>
+          <w:rtl w:val="0"/>
+        </w:rPr>
+        <w:t xml:space="preserve">PROFESSIONAL SUMMARY</w:t>
+      </w:r>
+    </w:p>
+    <w:p>
+      <w:pPr>
+        <w:spacing w:after="240" w:before="240" w:lineRule="auto"/>
+        <w:ind w:right="0"/>
+        <w:rPr>
+          <w:color w:val="434343"/>
+          <w:sz w:val="20"/>
+          <w:szCs w:val="20"/>
+        </w:rPr>
+      </w:pPr>
+      <w:r>
+        <w:rPr>
+          <w:color w:val="434343"/>
+          <w:sz w:val="20"/>
+          <w:szCs w:val="20"/>
+          <w:rtl w:val="0"/>
+        </w:rPr>
+        <w:t xml:space="preserve">Full-Stack Engineer &amp; Founder with proven experience taking a health-tech marketplace (AfyaSoko) from idea to live product. Expertise in modern JavaScript and Python stacks, scalable system design, payments integration, and AI-powered features.</w:t>
+      </w:r>
+    </w:p>
+    <w:p>
+      <w:pPr>
+        <w:spacing w:after="240" w:before="240" w:lineRule="auto"/>
+        <w:ind w:right="0"/>
+        <w:rPr>
+          <w:b w:val="1"/>
+          <w:bCs w:val="1"/>
+          <w:color w:val="434343"/>
+          <w:sz w:val="24"/>
+          <w:szCs w:val="24"/>
+        </w:rPr>
+      </w:pPr>
+      <w:r>
+        <w:rPr>
+          <w:b w:val="1"/>
+          <w:bCs w:val="1"/>
+          <w:color w:val="434343"/>
+          <w:sz w:val="24"/>
+          <w:szCs w:val="24"/>
+          <w:rtl w:val="0"/>
+        </w:rPr>
+        <w:t xml:space="preserve">CORE SKILLS</w:t>
       </w:r>
     </w:p>
     <w:p>
@@ -174,21 +308,20 @@
         </w:numPr>
         <w:spacing w:after="0" w:afterAutospacing="0" w:before="240" w:lineRule="auto"/>
         <w:ind w:left="720" w:right="0" w:hanging="360"/>
-        <w:rPr/>
-      </w:pPr>
-      <w:r>
-        <w:rPr>
-          <w:b w:val="1"/>
-          <w:rtl w:val="0"/>
-        </w:rPr>
-        <w:t xml:space="preserve">Leadership &amp; Strategy:</w:t>
-      </w:r>
-      <w:r>
-        <w:rPr>
-          <w:rtl w:val="0"/>
-        </w:rPr>
-        <w:t xml:space="preserve"> Project management, business strategy, team collaboration, founder experience</w:t>
-        <w:br w:type="textWrapping"/>
+        <w:rPr>
+          <w:color w:val="434343"/>
+          <w:sz w:val="20"/>
+          <w:szCs w:val="20"/>
+        </w:rPr>
+      </w:pPr>
+      <w:r>
+        <w:rPr>
+          <w:color w:val="434343"/>
+          <w:sz w:val="20"/>
+          <w:szCs w:val="20"/>
+          <w:rtl w:val="0"/>
+        </w:rPr>
+        <w:t xml:space="preserve">Languages &amp; Frameworks: Python (FastAPI, Flask), JavaScript (Next.js, React), Tailwind CSS</w:t>
       </w:r>
     </w:p>
     <w:p>
@@ -199,21 +332,20 @@
         </w:numPr>
         <w:spacing w:after="0" w:afterAutospacing="0" w:before="0" w:beforeAutospacing="0" w:lineRule="auto"/>
         <w:ind w:left="720" w:right="0" w:hanging="360"/>
-        <w:rPr/>
-      </w:pPr>
-      <w:r>
-        <w:rPr>
-          <w:b w:val="1"/>
-          <w:rtl w:val="0"/>
-        </w:rPr>
-        <w:t xml:space="preserve">Software Engineering:</w:t>
-      </w:r>
-      <w:r>
-        <w:rPr>
-          <w:rtl w:val="0"/>
-        </w:rPr>
-        <w:t xml:space="preserve"> Backend &amp; full-stack development, distributed systems, APIs, scalable architectures</w:t>
-        <w:br w:type="textWrapping"/>
+        <w:rPr>
+          <w:color w:val="434343"/>
+          <w:sz w:val="20"/>
+          <w:szCs w:val="20"/>
+        </w:rPr>
+      </w:pPr>
+      <w:r>
+        <w:rPr>
+          <w:color w:val="434343"/>
+          <w:sz w:val="20"/>
+          <w:szCs w:val="20"/>
+          <w:rtl w:val="0"/>
+        </w:rPr>
+        <w:t xml:space="preserve">DevOps &amp; Cloud: Docker, Nginx, AWS, DigitalOcean</w:t>
       </w:r>
     </w:p>
     <w:p>
@@ -224,21 +356,20 @@
         </w:numPr>
         <w:spacing w:after="0" w:afterAutospacing="0" w:before="0" w:beforeAutospacing="0" w:lineRule="auto"/>
         <w:ind w:left="720" w:right="0" w:hanging="360"/>
-        <w:rPr/>
-      </w:pPr>
-      <w:r>
-        <w:rPr>
-          <w:b w:val="1"/>
-          <w:rtl w:val="0"/>
-        </w:rPr>
-        <w:t xml:space="preserve">Technical Stack:</w:t>
-      </w:r>
-      <w:r>
-        <w:rPr>
-          <w:rtl w:val="0"/>
-        </w:rPr>
-        <w:t xml:space="preserve"> Python, JavaScript (Next.js, React, Node.js), FastAPI, Flask, Tailwind CSS, Docker, Nginx</w:t>
-        <w:br w:type="textWrapping"/>
+        <w:rPr>
+          <w:color w:val="434343"/>
+          <w:sz w:val="20"/>
+          <w:szCs w:val="20"/>
+        </w:rPr>
+      </w:pPr>
+      <w:r>
+        <w:rPr>
+          <w:color w:val="434343"/>
+          <w:sz w:val="20"/>
+          <w:szCs w:val="20"/>
+          <w:rtl w:val="0"/>
+        </w:rPr>
+        <w:t xml:space="preserve">Databases: MySQL, Redis, MongoDB</w:t>
       </w:r>
     </w:p>
     <w:p>
@@ -249,46 +380,20 @@
         </w:numPr>
         <w:spacing w:after="0" w:afterAutospacing="0" w:before="0" w:beforeAutospacing="0" w:lineRule="auto"/>
         <w:ind w:left="720" w:right="0" w:hanging="360"/>
-        <w:rPr/>
-      </w:pPr>
-      <w:r>
-        <w:rPr>
-          <w:b w:val="1"/>
-          <w:rtl w:val="0"/>
-        </w:rPr>
-        <w:t xml:space="preserve">Databases:</w:t>
-      </w:r>
-      <w:r>
-        <w:rPr>
-          <w:rtl w:val="0"/>
-        </w:rPr>
-        <w:t xml:space="preserve"> MySQL, Redis, MongoDB</w:t>
-        <w:br w:type="textWrapping"/>
-      </w:r>
-    </w:p>
-    <w:p>
-      <w:pPr>
-        <w:numPr>
-          <w:ilvl w:val="0"/>
-          <w:numId w:val="3"/>
-        </w:numPr>
-        <w:spacing w:after="0" w:afterAutospacing="0" w:before="0" w:beforeAutospacing="0" w:lineRule="auto"/>
-        <w:ind w:left="720" w:right="0" w:hanging="360"/>
-        <w:rPr/>
-      </w:pPr>
-      <w:r>
-        <w:rPr>
-          <w:b w:val="1"/>
-          <w:rtl w:val="0"/>
-        </w:rPr>
-        <w:t xml:space="preserve">Other Skills:</w:t>
-      </w:r>
-      <w:r>
-        <w:rPr>
-          <w:rtl w:val="0"/>
-        </w:rPr>
-        <w:t xml:space="preserve"> AI integration, DevOps practices, SEO optimization</w:t>
-        <w:br w:type="textWrapping"/>
+        <w:rPr>
+          <w:color w:val="434343"/>
+          <w:sz w:val="20"/>
+          <w:szCs w:val="20"/>
+        </w:rPr>
+      </w:pPr>
+      <w:r>
+        <w:rPr>
+          <w:color w:val="434343"/>
+          <w:sz w:val="20"/>
+          <w:szCs w:val="20"/>
+          <w:rtl w:val="0"/>
+        </w:rPr>
+        <w:t xml:space="preserve">Other: REST APIs, System Design, Payment Integration (Mpesa, Paystack), AI integration, Prompt engineering, SEO</w:t>
       </w:r>
     </w:p>
     <w:p>
@@ -299,87 +404,105 @@
         </w:numPr>
         <w:spacing w:after="240" w:before="0" w:beforeAutospacing="0" w:lineRule="auto"/>
         <w:ind w:left="720" w:right="0" w:hanging="360"/>
-        <w:rPr/>
-      </w:pPr>
-      <w:r>
-        <w:rPr>
-          <w:b w:val="1"/>
-          <w:rtl w:val="0"/>
-        </w:rPr>
-        <w:t xml:space="preserve">Languages Spoken:</w:t>
-      </w:r>
-      <w:r>
-        <w:rPr>
-          <w:rtl w:val="0"/>
-        </w:rPr>
-        <w:t xml:space="preserve"> English</w:t>
-        <w:br w:type="textWrapping"/>
-      </w:r>
-    </w:p>
-    <w:p>
-      <w:pPr>
-        <w:spacing w:before="320" w:lineRule="auto"/>
-        <w:rPr/>
-      </w:pPr>
-      <w:r>
-        <w:pict>
-          <v:rect style="width:0.0pt;height:1.5pt" o:hr="t" o:hrstd="t" o:hralign="center" fillcolor="#A0A0A0" stroked="f"/>
-        </w:pict>
-      </w:r>
-      <w:r>
-        <w:rPr>
-          <w:rtl w:val="0"/>
-        </w:rPr>
-      </w:r>
-    </w:p>
-    <w:p>
-      <w:pPr>
-        <w:pStyle w:val="Heading3"/>
-        <w:keepNext w:val="0"/>
-        <w:keepLines w:val="0"/>
-        <w:spacing w:after="80" w:before="280" w:line="312" w:lineRule="auto"/>
-        <w:rPr>
-          <w:rFonts w:ascii="Merriweather" w:cs="Merriweather" w:eastAsia="Merriweather" w:hAnsi="Merriweather"/>
-          <w:b w:val="1"/>
-          <w:sz w:val="32"/>
-          <w:szCs w:val="32"/>
-        </w:rPr>
-      </w:pPr>
-      <w:bookmarkStart w:colFirst="0" w:colLast="0" w:name="_heading=h.5eme3dawpn3o" w:id="2"/>
-      <w:bookmarkEnd w:id="2"/>
-      <w:r>
-        <w:rPr>
-          <w:rFonts w:ascii="Merriweather" w:cs="Merriweather" w:eastAsia="Merriweather" w:hAnsi="Merriweather"/>
-          <w:b w:val="1"/>
-          <w:sz w:val="32"/>
-          <w:szCs w:val="32"/>
-          <w:rtl w:val="0"/>
-        </w:rPr>
-        <w:t xml:space="preserve">PROJECTS</w:t>
-      </w:r>
-    </w:p>
-    <w:p>
-      <w:pPr>
-        <w:numPr>
-          <w:ilvl w:val="0"/>
-          <w:numId w:val="4"/>
-        </w:numPr>
-        <w:spacing w:after="0" w:afterAutospacing="0" w:before="240" w:lineRule="auto"/>
-        <w:ind w:left="720" w:right="0" w:hanging="360"/>
-        <w:rPr/>
-      </w:pPr>
-      <w:r>
-        <w:rPr>
-          <w:b w:val="1"/>
-          <w:rtl w:val="0"/>
-        </w:rPr>
-        <w:t xml:space="preserve">AfyaSoko (Health-Tech Platform) - </w:t>
-      </w:r>
-      <w:hyperlink r:id="rId9">
+        <w:rPr>
+          <w:color w:val="434343"/>
+          <w:sz w:val="20"/>
+          <w:szCs w:val="20"/>
+        </w:rPr>
+      </w:pPr>
+      <w:r>
+        <w:rPr>
+          <w:color w:val="434343"/>
+          <w:sz w:val="20"/>
+          <w:szCs w:val="20"/>
+          <w:rtl w:val="0"/>
+        </w:rPr>
+        <w:t xml:space="preserve">Soft Skills: Leadership, Project Management, Team Collaboration, Founder Experience</w:t>
+      </w:r>
+    </w:p>
+    <w:p>
+      <w:pPr>
+        <w:spacing w:after="240" w:before="240" w:lineRule="auto"/>
+        <w:ind w:right="0"/>
+        <w:rPr>
+          <w:color w:val="434343"/>
+          <w:sz w:val="20"/>
+          <w:szCs w:val="20"/>
+        </w:rPr>
+      </w:pPr>
+      <w:r>
+        <w:rPr>
+          <w:b w:val="1"/>
+          <w:bCs w:val="1"/>
+          <w:color w:val="434343"/>
+          <w:sz w:val="24"/>
+          <w:szCs w:val="24"/>
+          <w:rtl w:val="0"/>
+        </w:rPr>
+        <w:t xml:space="preserve">PROFESSIONAL EXPERIENCE</w:t>
+      </w:r>
+      <w:r>
+        <w:rPr>
+          <w:rtl w:val="0"/>
+        </w:rPr>
+      </w:r>
+    </w:p>
+    <w:p>
+      <w:pPr>
+        <w:spacing w:after="240" w:before="240" w:lineRule="auto"/>
+        <w:ind w:left="0" w:right="0" w:firstLine="0"/>
+        <w:rPr>
+          <w:color w:val="434343"/>
+          <w:sz w:val="20"/>
+          <w:szCs w:val="20"/>
+        </w:rPr>
+      </w:pPr>
+      <w:r>
+        <w:rPr>
+          <w:b w:val="1"/>
+          <w:bCs w:val="1"/>
+          <w:color w:val="434343"/>
+          <w:sz w:val="22"/>
+          <w:szCs w:val="22"/>
+          <w:rtl w:val="0"/>
+        </w:rPr>
+        <w:t xml:space="preserve">Founder &amp; Lead Full-Stack Engineer at AfyaSoko</w:t>
+      </w:r>
+      <w:r>
+        <w:rPr>
+          <w:color w:val="434343"/>
+          <w:sz w:val="20"/>
+          <w:szCs w:val="20"/>
+          <w:rtl w:val="0"/>
+        </w:rPr>
+        <w:t xml:space="preserve"> </w:t>
+      </w:r>
+    </w:p>
+    <w:p>
+      <w:pPr>
+        <w:spacing w:after="240" w:before="240" w:lineRule="auto"/>
+        <w:ind w:left="0" w:right="0" w:firstLine="0"/>
+        <w:rPr>
+          <w:color w:val="434343"/>
+          <w:sz w:val="20"/>
+          <w:szCs w:val="20"/>
+        </w:rPr>
+      </w:pPr>
+      <w:r>
+        <w:rPr>
+          <w:color w:val="434343"/>
+          <w:sz w:val="20"/>
+          <w:szCs w:val="20"/>
+          <w:rtl w:val="0"/>
+        </w:rPr>
+        <w:t xml:space="preserve"> Health-Tech Marketplace (</w:t>
+      </w:r>
+      <w:hyperlink r:id="rId14">
         <w:r>
           <w:rPr>
-            <w:b w:val="1"/>
-            <w:color w:val="1155cc"/>
+            <w:color w:val="434343"/>
+            <w:sz w:val="20"/>
+            <w:szCs w:val="20"/>
             <w:u w:val="single"/>
             <w:rtl w:val="0"/>
           </w:rPr>
@@ -388,46 +511,323 @@
       </w:hyperlink>
       <w:r>
         <w:rPr>
-          <w:b w:val="1"/>
-          <w:rtl w:val="0"/>
-        </w:rPr>
-        <w:br w:type="textWrapping"/>
-      </w:r>
-      <w:r>
-        <w:rPr>
-          <w:rtl w:val="0"/>
-        </w:rPr>
-        <w:t xml:space="preserve"> </w:t>
-      </w:r>
-      <w:r>
-        <w:rPr>
-          <w:i w:val="1"/>
-          <w:rtl w:val="0"/>
-        </w:rPr>
-        <w:t xml:space="preserve">Founder &amp; Lead Engineer</w:t>
-        <w:br w:type="textWrapping"/>
-      </w:r>
-      <w:r>
-        <w:rPr>
-          <w:rtl w:val="0"/>
-        </w:rPr>
-        <w:t xml:space="preserve"> Built and launched a platform connecting pharmacies with customers for medicine and wellness product orders. Features include prescription uploads, AI-driven processing, secure payments, and order management.</w:t>
-        <w:br w:type="textWrapping"/>
-        <w:t xml:space="preserve"> </w:t>
-      </w:r>
-      <w:r>
-        <w:rPr>
-          <w:i w:val="1"/>
-          <w:rtl w:val="0"/>
-        </w:rPr>
-        <w:t xml:space="preserve">Tech:</w:t>
-      </w:r>
-      <w:r>
-        <w:rPr>
-          <w:rtl w:val="0"/>
-        </w:rPr>
-        <w:t xml:space="preserve"> Next.js, FastAPI, MySQL, Redis, Tailwind CSS</w:t>
-        <w:br w:type="textWrapping"/>
+          <w:color w:val="434343"/>
+          <w:sz w:val="20"/>
+          <w:szCs w:val="20"/>
+          <w:rtl w:val="0"/>
+        </w:rPr>
+        <w:t xml:space="preserve">) DEC 2024 – Present</w:t>
+      </w:r>
+    </w:p>
+    <w:p>
+      <w:pPr>
+        <w:numPr>
+          <w:ilvl w:val="0"/>
+          <w:numId w:val="5"/>
+        </w:numPr>
+        <w:spacing w:after="0" w:afterAutospacing="0" w:before="240" w:lineRule="auto"/>
+        <w:ind w:left="720" w:right="0" w:hanging="360"/>
+        <w:rPr>
+          <w:color w:val="434343"/>
+          <w:sz w:val="20"/>
+          <w:szCs w:val="20"/>
+        </w:rPr>
+      </w:pPr>
+      <w:r>
+        <w:rPr>
+          <w:color w:val="434343"/>
+          <w:sz w:val="20"/>
+          <w:szCs w:val="20"/>
+          <w:rtl w:val="0"/>
+        </w:rPr>
+        <w:t xml:space="preserve">Built and launched a platform connecting patients to nearby pharmacies for medicine search, prescription upload, and delivery coordination. Has user accounts, pharmacy dashboards and admin dashboards for analytics.</w:t>
+      </w:r>
+    </w:p>
+    <w:p>
+      <w:pPr>
+        <w:numPr>
+          <w:ilvl w:val="0"/>
+          <w:numId w:val="5"/>
+        </w:numPr>
+        <w:spacing w:after="0" w:afterAutospacing="0" w:before="0" w:beforeAutospacing="0" w:lineRule="auto"/>
+        <w:ind w:left="720" w:right="0" w:hanging="360"/>
+        <w:rPr>
+          <w:color w:val="434343"/>
+          <w:sz w:val="20"/>
+          <w:szCs w:val="20"/>
+        </w:rPr>
+      </w:pPr>
+      <w:r>
+        <w:rPr>
+          <w:color w:val="434343"/>
+          <w:sz w:val="20"/>
+          <w:szCs w:val="20"/>
+          <w:rtl w:val="0"/>
+        </w:rPr>
+        <w:t xml:space="preserve">Onboarded 9 pharmacies and grew to 200+ registered users with 40+ paid orders within 2 months</w:t>
+      </w:r>
+    </w:p>
+    <w:p>
+      <w:pPr>
+        <w:numPr>
+          <w:ilvl w:val="0"/>
+          <w:numId w:val="5"/>
+        </w:numPr>
+        <w:spacing w:after="0" w:afterAutospacing="0" w:before="0" w:beforeAutospacing="0" w:lineRule="auto"/>
+        <w:ind w:left="720" w:right="0" w:hanging="360"/>
+        <w:rPr>
+          <w:color w:val="434343"/>
+          <w:sz w:val="20"/>
+          <w:szCs w:val="20"/>
+        </w:rPr>
+      </w:pPr>
+      <w:r>
+        <w:rPr>
+          <w:color w:val="434343"/>
+          <w:sz w:val="20"/>
+          <w:szCs w:val="20"/>
+          <w:rtl w:val="0"/>
+        </w:rPr>
+        <w:t xml:space="preserve">Designed and shipped AI-powered prescription OCR + processing using GPT-4o, location-based pharmacy matching, and secure payment flows.</w:t>
+      </w:r>
+    </w:p>
+    <w:p>
+      <w:pPr>
+        <w:numPr>
+          <w:ilvl w:val="0"/>
+          <w:numId w:val="5"/>
+        </w:numPr>
+        <w:spacing w:after="240" w:before="0" w:beforeAutospacing="0" w:lineRule="auto"/>
+        <w:ind w:left="720" w:right="0" w:hanging="360"/>
+        <w:rPr>
+          <w:color w:val="434343"/>
+          <w:sz w:val="20"/>
+          <w:szCs w:val="20"/>
+        </w:rPr>
+      </w:pPr>
+      <w:r>
+        <w:rPr>
+          <w:color w:val="434343"/>
+          <w:sz w:val="20"/>
+          <w:szCs w:val="20"/>
+          <w:rtl w:val="0"/>
+        </w:rPr>
+        <w:t xml:space="preserve"> Tech Stack: Next.js, FastAPI, MySQL, Redis, Docker, Nginx, AWS + DigitalOcean</w:t>
+      </w:r>
+    </w:p>
+    <w:p>
+      <w:pPr>
+        <w:spacing w:after="240" w:before="240" w:lineRule="auto"/>
+        <w:ind w:left="0" w:right="0" w:firstLine="0"/>
+        <w:rPr>
+          <w:b w:val="1"/>
+          <w:bCs w:val="1"/>
+          <w:color w:val="434343"/>
+          <w:sz w:val="22"/>
+          <w:szCs w:val="22"/>
+        </w:rPr>
+      </w:pPr>
+      <w:r>
+        <w:rPr>
+          <w:b w:val="1"/>
+          <w:bCs w:val="1"/>
+          <w:color w:val="434343"/>
+          <w:sz w:val="22"/>
+          <w:szCs w:val="22"/>
+          <w:rtl w:val="0"/>
+        </w:rPr>
+        <w:t xml:space="preserve">IT Assistant Intern </w:t>
+      </w:r>
+    </w:p>
+    <w:p>
+      <w:pPr>
+        <w:spacing w:after="240" w:before="240" w:lineRule="auto"/>
+        <w:ind w:left="0" w:right="0" w:firstLine="0"/>
+        <w:rPr>
+          <w:color w:val="434343"/>
+          <w:sz w:val="20"/>
+          <w:szCs w:val="20"/>
+        </w:rPr>
+      </w:pPr>
+      <w:r>
+        <w:rPr>
+          <w:color w:val="434343"/>
+          <w:sz w:val="20"/>
+          <w:szCs w:val="20"/>
+          <w:rtl w:val="0"/>
+        </w:rPr>
+        <w:t xml:space="preserve">Awan Afrika Sep 2024 – Nov 2024</w:t>
+      </w:r>
+    </w:p>
+    <w:p>
+      <w:pPr>
+        <w:numPr>
+          <w:ilvl w:val="0"/>
+          <w:numId w:val="7"/>
+        </w:numPr>
+        <w:spacing w:after="0" w:afterAutospacing="0" w:before="240" w:lineRule="auto"/>
+        <w:ind w:left="720" w:right="0" w:hanging="360"/>
+        <w:rPr>
+          <w:color w:val="434343"/>
+          <w:sz w:val="20"/>
+          <w:szCs w:val="20"/>
+        </w:rPr>
+      </w:pPr>
+      <w:r>
+        <w:rPr>
+          <w:color w:val="434343"/>
+          <w:sz w:val="20"/>
+          <w:szCs w:val="20"/>
+          <w:rtl w:val="0"/>
+        </w:rPr>
+        <w:t xml:space="preserve">Maintained IT infrastructure, resolved technical issues.</w:t>
+      </w:r>
+    </w:p>
+    <w:p>
+      <w:pPr>
+        <w:numPr>
+          <w:ilvl w:val="0"/>
+          <w:numId w:val="7"/>
+        </w:numPr>
+        <w:spacing w:after="0" w:afterAutospacing="0" w:before="0" w:beforeAutospacing="0" w:lineRule="auto"/>
+        <w:ind w:left="720" w:right="0" w:hanging="360"/>
+        <w:rPr>
+          <w:color w:val="434343"/>
+          <w:sz w:val="20"/>
+          <w:szCs w:val="20"/>
+        </w:rPr>
+      </w:pPr>
+      <w:r>
+        <w:rPr>
+          <w:color w:val="434343"/>
+          <w:sz w:val="20"/>
+          <w:szCs w:val="20"/>
+          <w:rtl w:val="0"/>
+        </w:rPr>
+        <w:t xml:space="preserve">Redesigned company website, implemented updates, and designed new internal system architecture + UI</w:t>
+      </w:r>
+    </w:p>
+    <w:p>
+      <w:pPr>
+        <w:numPr>
+          <w:ilvl w:val="0"/>
+          <w:numId w:val="7"/>
+        </w:numPr>
+        <w:spacing w:after="240" w:before="0" w:beforeAutospacing="0" w:lineRule="auto"/>
+        <w:ind w:left="720" w:right="0" w:hanging="360"/>
+        <w:rPr>
+          <w:color w:val="434343"/>
+          <w:sz w:val="20"/>
+          <w:szCs w:val="20"/>
+        </w:rPr>
+      </w:pPr>
+      <w:r>
+        <w:rPr>
+          <w:color w:val="434343"/>
+          <w:sz w:val="20"/>
+          <w:szCs w:val="20"/>
+          <w:rtl w:val="0"/>
+        </w:rPr>
+        <w:t xml:space="preserve">Configured software tools and trained staff</w:t>
+      </w:r>
+    </w:p>
+    <w:p>
+      <w:pPr>
+        <w:spacing w:after="240" w:before="240" w:lineRule="auto"/>
+        <w:ind w:left="0" w:right="0" w:firstLine="0"/>
+        <w:rPr>
+          <w:color w:val="434343"/>
+          <w:sz w:val="20"/>
+          <w:szCs w:val="20"/>
+        </w:rPr>
+      </w:pPr>
+      <w:r>
+        <w:rPr>
+          <w:b w:val="1"/>
+          <w:bCs w:val="1"/>
+          <w:color w:val="434343"/>
+          <w:sz w:val="24"/>
+          <w:szCs w:val="24"/>
+          <w:rtl w:val="0"/>
+        </w:rPr>
+        <w:t xml:space="preserve">PROJECTS</w:t>
+      </w:r>
+      <w:r>
+        <w:rPr>
+          <w:rtl w:val="0"/>
+        </w:rPr>
+      </w:r>
+    </w:p>
+    <w:p>
+      <w:pPr>
+        <w:spacing w:after="240" w:before="240" w:lineRule="auto"/>
+        <w:ind w:right="0"/>
+        <w:rPr>
+          <w:b w:val="1"/>
+          <w:bCs w:val="1"/>
+          <w:color w:val="434343"/>
+          <w:sz w:val="22"/>
+          <w:szCs w:val="22"/>
+        </w:rPr>
+      </w:pPr>
+      <w:r>
+        <w:rPr>
+          <w:b w:val="1"/>
+          <w:bCs w:val="1"/>
+          <w:color w:val="434343"/>
+          <w:sz w:val="22"/>
+          <w:szCs w:val="22"/>
+          <w:rtl w:val="0"/>
+        </w:rPr>
+        <w:t xml:space="preserve">Hospital Management System</w:t>
+      </w:r>
+    </w:p>
+    <w:p>
+      <w:pPr>
+        <w:numPr>
+          <w:ilvl w:val="0"/>
+          <w:numId w:val="1"/>
+        </w:numPr>
+        <w:spacing w:after="240" w:before="240" w:lineRule="auto"/>
+        <w:ind w:left="720" w:right="0" w:hanging="360"/>
+        <w:rPr>
+          <w:color w:val="434343"/>
+          <w:sz w:val="20"/>
+          <w:szCs w:val="20"/>
+        </w:rPr>
+      </w:pPr>
+      <w:r>
+        <w:rPr>
+          <w:color w:val="434343"/>
+          <w:sz w:val="20"/>
+          <w:szCs w:val="20"/>
+          <w:rtl w:val="0"/>
+        </w:rPr>
+        <w:t xml:space="preserve">Full-stack web app with patient registration, appointment scheduling, automated email/SMS confirmations, and admin dashboard Tech: Python (Flask), SQLite, JavaScript, HTML/CSS</w:t>
+      </w:r>
+    </w:p>
+    <w:p>
+      <w:pPr>
+        <w:spacing w:after="240" w:before="240" w:lineRule="auto"/>
+        <w:ind w:right="0"/>
+        <w:rPr>
+          <w:b w:val="1"/>
+          <w:bCs w:val="1"/>
+          <w:color w:val="434343"/>
+          <w:sz w:val="22"/>
+          <w:szCs w:val="22"/>
+        </w:rPr>
+      </w:pPr>
+      <w:r>
+        <w:rPr>
+          <w:b w:val="1"/>
+          <w:bCs w:val="1"/>
+          <w:color w:val="434343"/>
+          <w:sz w:val="22"/>
+          <w:szCs w:val="22"/>
+          <w:rtl w:val="0"/>
+        </w:rPr>
+        <w:t xml:space="preserve">Agribusiness Corporate Website</w:t>
       </w:r>
     </w:p>
     <w:p>
@@ -436,221 +836,131 @@
           <w:ilvl w:val="0"/>
           <w:numId w:val="4"/>
         </w:numPr>
-        <w:spacing w:after="0" w:afterAutospacing="0" w:before="0" w:beforeAutospacing="0" w:lineRule="auto"/>
+        <w:spacing w:after="240" w:before="240" w:lineRule="auto"/>
         <w:ind w:left="720" w:right="0" w:hanging="360"/>
-        <w:rPr/>
-      </w:pPr>
-      <w:r>
-        <w:rPr>
-          <w:b w:val="1"/>
-          <w:rtl w:val="0"/>
-        </w:rPr>
-        <w:t xml:space="preserve">Hospital Management Web Application</w:t>
-        <w:br w:type="textWrapping"/>
-      </w:r>
-      <w:r>
-        <w:rPr>
-          <w:rtl w:val="0"/>
-        </w:rPr>
-        <w:t xml:space="preserve"> Designed and developed a hospital system with patient registration, appointment booking, automated email confirmations, and database management.</w:t>
-        <w:br w:type="textWrapping"/>
-        <w:t xml:space="preserve"> </w:t>
-      </w:r>
-      <w:r>
-        <w:rPr>
-          <w:i w:val="1"/>
-          <w:rtl w:val="0"/>
-        </w:rPr>
-        <w:t xml:space="preserve">Tech:</w:t>
-      </w:r>
-      <w:r>
-        <w:rPr>
-          <w:rtl w:val="0"/>
-        </w:rPr>
-        <w:t xml:space="preserve"> Python (Flask), SQLite, JavaScript, HTML, CSS</w:t>
-        <w:br w:type="textWrapping"/>
+        <w:rPr>
+          <w:color w:val="434343"/>
+          <w:sz w:val="20"/>
+          <w:szCs w:val="20"/>
+        </w:rPr>
+      </w:pPr>
+      <w:r>
+        <w:rPr>
+          <w:color w:val="434343"/>
+          <w:sz w:val="20"/>
+          <w:szCs w:val="20"/>
+          <w:rtl w:val="0"/>
+        </w:rPr>
+        <w:t xml:space="preserve">Modern informational site highlighting services and value-addition processes Tech: Odoo Website Builder</w:t>
+      </w:r>
+    </w:p>
+    <w:p>
+      <w:pPr>
+        <w:spacing w:after="240" w:before="240" w:lineRule="auto"/>
+        <w:ind w:right="0"/>
+        <w:rPr>
+          <w:b w:val="1"/>
+          <w:bCs w:val="1"/>
+          <w:color w:val="434343"/>
+          <w:sz w:val="22"/>
+          <w:szCs w:val="22"/>
+        </w:rPr>
+      </w:pPr>
+      <w:r>
+        <w:rPr>
+          <w:b w:val="1"/>
+          <w:bCs w:val="1"/>
+          <w:color w:val="434343"/>
+          <w:sz w:val="22"/>
+          <w:szCs w:val="22"/>
+          <w:rtl w:val="0"/>
+        </w:rPr>
+        <w:t xml:space="preserve">Logistics Company Website</w:t>
       </w:r>
     </w:p>
     <w:p>
       <w:pPr>
         <w:numPr>
           <w:ilvl w:val="0"/>
-          <w:numId w:val="4"/>
+          <w:numId w:val="6"/>
         </w:numPr>
-        <w:spacing w:after="0" w:afterAutospacing="0" w:before="0" w:beforeAutospacing="0" w:lineRule="auto"/>
+        <w:spacing w:after="240" w:before="240" w:lineRule="auto"/>
         <w:ind w:left="720" w:right="0" w:hanging="360"/>
-        <w:rPr/>
-      </w:pPr>
-      <w:r>
-        <w:rPr>
-          <w:b w:val="1"/>
-          <w:rtl w:val="0"/>
-        </w:rPr>
-        <w:t xml:space="preserve">Farming Holding Company Website</w:t>
-        <w:br w:type="textWrapping"/>
-      </w:r>
-      <w:r>
-        <w:rPr>
-          <w:rtl w:val="0"/>
-        </w:rPr>
-        <w:t xml:space="preserve"> Delivered a modern informational site for an agribusiness firm, showcasing services and value-addition processes.</w:t>
-        <w:br w:type="textWrapping"/>
-        <w:t xml:space="preserve"> </w:t>
-      </w:r>
-      <w:r>
-        <w:rPr>
-          <w:i w:val="1"/>
-          <w:rtl w:val="0"/>
-        </w:rPr>
-        <w:t xml:space="preserve">Tech:</w:t>
-      </w:r>
-      <w:r>
-        <w:rPr>
-          <w:rtl w:val="0"/>
-        </w:rPr>
-        <w:t xml:space="preserve"> Odoo Website Builder</w:t>
-        <w:br w:type="textWrapping"/>
-      </w:r>
-    </w:p>
-    <w:p>
-      <w:pPr>
-        <w:numPr>
-          <w:ilvl w:val="0"/>
-          <w:numId w:val="4"/>
-        </w:numPr>
-        <w:spacing w:after="240" w:before="0" w:beforeAutospacing="0" w:lineRule="auto"/>
-        <w:ind w:left="720" w:right="0" w:hanging="360"/>
-        <w:rPr/>
-      </w:pPr>
-      <w:r>
-        <w:rPr>
-          <w:b w:val="1"/>
-          <w:rtl w:val="0"/>
-        </w:rPr>
-        <w:t xml:space="preserve">Logistics Company Website</w:t>
-        <w:br w:type="textWrapping"/>
-      </w:r>
-      <w:r>
-        <w:rPr>
-          <w:rtl w:val="0"/>
-        </w:rPr>
-        <w:t xml:space="preserve"> Built a corporate site for a logistics firm, including inquiry forms and responsive UI.</w:t>
-        <w:br w:type="textWrapping"/>
-        <w:t xml:space="preserve"> </w:t>
-      </w:r>
-      <w:r>
-        <w:rPr>
-          <w:i w:val="1"/>
-          <w:rtl w:val="0"/>
-        </w:rPr>
-        <w:t xml:space="preserve">Tech:</w:t>
-      </w:r>
-      <w:r>
-        <w:rPr>
-          <w:rtl w:val="0"/>
-        </w:rPr>
-        <w:t xml:space="preserve"> HTML, CSS, JavaScript</w:t>
-        <w:br w:type="textWrapping"/>
-      </w:r>
-    </w:p>
-    <w:p>
-      <w:pPr>
-        <w:spacing w:before="320" w:lineRule="auto"/>
-        <w:rPr/>
-      </w:pPr>
-      <w:r>
-        <w:pict>
-          <v:rect style="width:0.0pt;height:1.5pt" o:hr="t" o:hrstd="t" o:hralign="center" fillcolor="#A0A0A0" stroked="f"/>
-        </w:pict>
-      </w:r>
-      <w:r>
-        <w:rPr>
-          <w:rtl w:val="0"/>
-        </w:rPr>
-      </w:r>
-    </w:p>
-    <w:p>
-      <w:pPr>
-        <w:pStyle w:val="Heading3"/>
+        <w:rPr>
+          <w:color w:val="434343"/>
+          <w:sz w:val="20"/>
+          <w:szCs w:val="20"/>
+        </w:rPr>
+      </w:pPr>
+      <w:r>
+        <w:rPr>
+          <w:color w:val="434343"/>
+          <w:sz w:val="20"/>
+          <w:szCs w:val="20"/>
+          <w:rtl w:val="0"/>
+        </w:rPr>
+        <w:t xml:space="preserve">Responsive corporate site with inquiry forms and mobile-first design Tech: HTML, CSS, JavaScript</w:t>
+      </w:r>
+    </w:p>
+    <w:p>
+      <w:pPr>
         <w:keepNext w:val="0"/>
         <w:keepLines w:val="0"/>
-        <w:spacing w:after="80" w:before="280" w:line="312" w:lineRule="auto"/>
-        <w:rPr>
-          <w:rFonts w:ascii="Merriweather" w:cs="Merriweather" w:eastAsia="Merriweather" w:hAnsi="Merriweather"/>
-          <w:b w:val="1"/>
-          <w:sz w:val="26"/>
-          <w:szCs w:val="26"/>
-        </w:rPr>
-      </w:pPr>
-      <w:bookmarkStart w:colFirst="0" w:colLast="0" w:name="_heading=h.m2fvabp2lv0r" w:id="3"/>
-      <w:bookmarkEnd w:id="3"/>
-      <w:r>
-        <w:rPr>
-          <w:rFonts w:ascii="Merriweather" w:cs="Merriweather" w:eastAsia="Merriweather" w:hAnsi="Merriweather"/>
-          <w:b w:val="1"/>
-          <w:sz w:val="26"/>
-          <w:szCs w:val="26"/>
-          <w:rtl w:val="0"/>
-        </w:rPr>
-        <w:t xml:space="preserve">LEADERSHIP &amp; MENTORSHIP</w:t>
-      </w:r>
-    </w:p>
-    <w:p>
-      <w:pPr>
-        <w:numPr>
-          <w:ilvl w:val="0"/>
-          <w:numId w:val="1"/>
-        </w:numPr>
-        <w:spacing w:after="240" w:before="240" w:lineRule="auto"/>
-        <w:ind w:left="720" w:right="0" w:hanging="360"/>
-      </w:pPr>
-      <w:r>
-        <w:rPr>
-          <w:rtl w:val="0"/>
-        </w:rPr>
-        <w:t xml:space="preserve">Designed and taught coding curriculum for children, covering Python, Scratch, and web development fundamentals.</w:t>
-      </w:r>
-    </w:p>
-    <w:p>
-      <w:pPr>
-        <w:spacing w:before="320" w:lineRule="auto"/>
-        <w:rPr/>
-      </w:pPr>
-      <w:r>
-        <w:pict>
-          <v:rect style="width:0.0pt;height:1.5pt" o:hr="t" o:hrstd="t" o:hralign="center" fillcolor="#A0A0A0" stroked="f"/>
-        </w:pict>
-      </w:r>
-      <w:r>
-        <w:rPr>
-          <w:rtl w:val="0"/>
-        </w:rPr>
-      </w:r>
-    </w:p>
-    <w:p>
-      <w:pPr>
-        <w:pStyle w:val="Heading3"/>
-        <w:keepNext w:val="0"/>
-        <w:keepLines w:val="0"/>
-        <w:spacing w:after="80" w:before="280" w:line="312" w:lineRule="auto"/>
-        <w:rPr>
-          <w:rFonts w:ascii="Merriweather" w:cs="Merriweather" w:eastAsia="Merriweather" w:hAnsi="Merriweather"/>
-          <w:b w:val="1"/>
-          <w:sz w:val="32"/>
-          <w:szCs w:val="32"/>
-        </w:rPr>
-      </w:pPr>
-      <w:bookmarkStart w:colFirst="0" w:colLast="0" w:name="_heading=h.rb65ms4s3cfr" w:id="4"/>
-      <w:bookmarkEnd w:id="4"/>
-      <w:r>
-        <w:rPr>
-          <w:rFonts w:ascii="Merriweather" w:cs="Merriweather" w:eastAsia="Merriweather" w:hAnsi="Merriweather"/>
-          <w:b w:val="1"/>
-          <w:sz w:val="32"/>
-          <w:szCs w:val="32"/>
-          <w:rtl w:val="0"/>
-        </w:rPr>
-        <w:t xml:space="preserve">EDUCATION</w:t>
+        <w:pageBreakBefore w:val="0"/>
+        <w:widowControl w:val="0"/>
+        <w:pBdr>
+          <w:top w:space="0" w:sz="0" w:val="nil"/>
+          <w:left w:space="0" w:sz="0" w:val="nil"/>
+          <w:bottom w:space="0" w:sz="0" w:val="nil"/>
+          <w:right w:space="0" w:sz="0" w:val="nil"/>
+          <w:between w:space="0" w:sz="0" w:val="nil"/>
+        </w:pBdr>
+        <w:shd w:fill="auto" w:val="clear"/>
+        <w:spacing w:after="240" w:before="240" w:line="312" w:lineRule="auto"/>
+        <w:ind w:left="0" w:right="0" w:firstLine="0"/>
+        <w:jc w:val="left"/>
+        <w:rPr>
+          <w:b w:val="1"/>
+          <w:bCs w:val="1"/>
+          <w:color w:val="434343"/>
+          <w:sz w:val="24"/>
+          <w:szCs w:val="24"/>
+        </w:rPr>
+      </w:pPr>
+      <w:r>
+        <w:rPr>
+          <w:b w:val="1"/>
+          <w:bCs w:val="1"/>
+          <w:color w:val="434343"/>
+          <w:sz w:val="24"/>
+          <w:szCs w:val="24"/>
+          <w:rtl w:val="0"/>
+        </w:rPr>
+        <w:t xml:space="preserve">LEADERSHIP &amp; COMMUNITY</w:t>
+      </w:r>
+    </w:p>
+    <w:p>
+      <w:pPr>
+        <w:spacing w:after="240" w:before="240" w:lineRule="auto"/>
+        <w:ind w:right="0"/>
+        <w:rPr>
+          <w:b w:val="1"/>
+          <w:bCs w:val="1"/>
+          <w:color w:val="434343"/>
+          <w:sz w:val="22"/>
+          <w:szCs w:val="22"/>
+        </w:rPr>
+      </w:pPr>
+      <w:r>
+        <w:rPr>
+          <w:b w:val="1"/>
+          <w:bCs w:val="1"/>
+          <w:color w:val="434343"/>
+          <w:sz w:val="22"/>
+          <w:szCs w:val="22"/>
+          <w:rtl w:val="0"/>
+        </w:rPr>
+        <w:t xml:space="preserve">Coding Instructor for Children</w:t>
       </w:r>
     </w:p>
     <w:p>
@@ -659,80 +969,211 @@
           <w:ilvl w:val="0"/>
           <w:numId w:val="2"/>
         </w:numPr>
-        <w:spacing w:after="0" w:afterAutospacing="0" w:before="240" w:lineRule="auto"/>
+        <w:spacing w:after="240" w:before="240" w:lineRule="auto"/>
         <w:ind w:left="720" w:right="0" w:hanging="360"/>
-        <w:rPr/>
-      </w:pPr>
-      <w:r>
-        <w:rPr>
-          <w:b w:val="1"/>
-          <w:rtl w:val="0"/>
-        </w:rPr>
-        <w:t xml:space="preserve">ALX Africa (Remote)</w:t>
-      </w:r>
-      <w:r>
-        <w:rPr>
-          <w:rtl w:val="0"/>
-        </w:rPr>
-        <w:t xml:space="preserve"> — Software Engineering Certificate (2023–2024)</w:t>
-        <w:br w:type="textWrapping"/>
-      </w:r>
-    </w:p>
-    <w:p>
-      <w:pPr>
-        <w:numPr>
-          <w:ilvl w:val="0"/>
-          <w:numId w:val="2"/>
-        </w:numPr>
-        <w:spacing w:after="0" w:afterAutospacing="0" w:before="0" w:beforeAutospacing="0" w:lineRule="auto"/>
-        <w:ind w:left="720" w:right="0" w:hanging="360"/>
-        <w:rPr/>
-      </w:pPr>
-      <w:r>
-        <w:rPr>
-          <w:b w:val="1"/>
-          <w:rtl w:val="0"/>
-        </w:rPr>
-        <w:t xml:space="preserve">Kenyatta University</w:t>
-      </w:r>
-      <w:r>
-        <w:rPr>
-          <w:rtl w:val="0"/>
-        </w:rPr>
-        <w:t xml:space="preserve"> — BSc Mathematics &amp; Computer Science (2022–2026)</w:t>
-        <w:br w:type="textWrapping"/>
-      </w:r>
-    </w:p>
-    <w:p>
-      <w:pPr>
-        <w:numPr>
-          <w:ilvl w:val="0"/>
-          <w:numId w:val="2"/>
-        </w:numPr>
-        <w:spacing w:after="240" w:before="0" w:beforeAutospacing="0" w:lineRule="auto"/>
-        <w:ind w:left="720" w:right="0" w:hanging="360"/>
-        <w:rPr/>
-      </w:pPr>
-      <w:r>
-        <w:rPr>
-          <w:b w:val="1"/>
-          <w:rtl w:val="0"/>
-        </w:rPr>
-        <w:t xml:space="preserve">Starehe Boys Centre, Nairobi</w:t>
-      </w:r>
-      <w:r>
-        <w:rPr>
-          <w:rtl w:val="0"/>
-        </w:rPr>
-        <w:t xml:space="preserve"> — KCSE Certificate, B+ (2018–2022)</w:t>
-        <w:br w:type="textWrapping"/>
-      </w:r>
-    </w:p>
-    <w:p>
-      <w:pPr>
-        <w:spacing w:before="320" w:lineRule="auto"/>
-        <w:rPr/>
-      </w:pPr>
+        <w:rPr>
+          <w:color w:val="434343"/>
+          <w:sz w:val="20"/>
+          <w:szCs w:val="20"/>
+        </w:rPr>
+      </w:pPr>
+      <w:r>
+        <w:rPr>
+          <w:color w:val="434343"/>
+          <w:sz w:val="20"/>
+          <w:szCs w:val="20"/>
+          <w:rtl w:val="0"/>
+        </w:rPr>
+        <w:t xml:space="preserve">Designed and delivered curriculum in Python, Scratch, and web fundamentals, helping beginners build strong technical foundations</w:t>
+      </w:r>
+    </w:p>
+    <w:p>
+      <w:pPr>
+        <w:spacing w:after="240" w:before="240" w:lineRule="auto"/>
+        <w:ind w:right="0"/>
+        <w:rPr>
+          <w:color w:val="434343"/>
+          <w:sz w:val="20"/>
+          <w:szCs w:val="20"/>
+        </w:rPr>
+      </w:pPr>
+      <w:r>
+        <w:rPr>
+          <w:b w:val="1"/>
+          <w:bCs w:val="1"/>
+          <w:color w:val="434343"/>
+          <w:sz w:val="24"/>
+          <w:szCs w:val="24"/>
+          <w:rtl w:val="0"/>
+        </w:rPr>
+        <w:t xml:space="preserve">EDUCATION</w:t>
+      </w:r>
+      <w:r>
+        <w:rPr>
+          <w:rtl w:val="0"/>
+        </w:rPr>
+      </w:r>
+    </w:p>
+    <w:p>
+      <w:pPr>
+        <w:spacing w:after="240" w:before="240" w:lineRule="auto"/>
+        <w:ind w:left="0" w:right="0" w:firstLine="0"/>
+        <w:rPr>
+          <w:b w:val="1"/>
+          <w:bCs w:val="1"/>
+          <w:color w:val="434343"/>
+          <w:sz w:val="22"/>
+          <w:szCs w:val="22"/>
+        </w:rPr>
+      </w:pPr>
+      <w:r>
+        <w:rPr>
+          <w:b w:val="1"/>
+          <w:bCs w:val="1"/>
+          <w:color w:val="434343"/>
+          <w:sz w:val="22"/>
+          <w:szCs w:val="22"/>
+          <w:rtl w:val="0"/>
+        </w:rPr>
+        <w:t xml:space="preserve">Software Engineering Certificate (Back-End Specialization)</w:t>
+      </w:r>
+    </w:p>
+    <w:p>
+      <w:pPr>
+        <w:spacing w:after="240" w:before="240" w:lineRule="auto"/>
+        <w:ind w:right="0"/>
+        <w:rPr>
+          <w:color w:val="434343"/>
+          <w:sz w:val="20"/>
+          <w:szCs w:val="20"/>
+        </w:rPr>
+      </w:pPr>
+      <w:sdt>
+        <w:sdtPr>
+          <w:id w:val="-359609151"/>
+          <w:tag w:val="goog_rdk_0"/>
+        </w:sdtPr>
+        <w:sdtContent>
+          <w:r>
+            <w:rPr>
+              <w:rFonts w:ascii="Nova Mono" w:cs="Nova Mono" w:eastAsia="Nova Mono" w:hAnsi="Nova Mono"/>
+              <w:color w:val="434343"/>
+              <w:sz w:val="20"/>
+              <w:szCs w:val="20"/>
+              <w:rtl w:val="0"/>
+            </w:rPr>
+            <w:t xml:space="preserve">ALX Africa (Remote) → 2023 – 2024</w:t>
+          </w:r>
+        </w:sdtContent>
+      </w:sdt>
+    </w:p>
+    <w:p>
+      <w:pPr>
+        <w:spacing w:after="240" w:before="240" w:lineRule="auto"/>
+        <w:ind w:left="0" w:right="0" w:firstLine="0"/>
+        <w:rPr>
+          <w:b w:val="1"/>
+          <w:bCs w:val="1"/>
+          <w:color w:val="434343"/>
+          <w:sz w:val="22"/>
+          <w:szCs w:val="22"/>
+        </w:rPr>
+      </w:pPr>
+      <w:r>
+        <w:rPr>
+          <w:b w:val="1"/>
+          <w:bCs w:val="1"/>
+          <w:color w:val="434343"/>
+          <w:sz w:val="22"/>
+          <w:szCs w:val="22"/>
+          <w:rtl w:val="0"/>
+        </w:rPr>
+        <w:t xml:space="preserve">BSc Mathematics &amp; Computer Science</w:t>
+      </w:r>
+    </w:p>
+    <w:p>
+      <w:pPr>
+        <w:spacing w:after="240" w:before="240" w:lineRule="auto"/>
+        <w:ind w:right="0"/>
+        <w:rPr>
+          <w:color w:val="434343"/>
+          <w:sz w:val="20"/>
+          <w:szCs w:val="20"/>
+        </w:rPr>
+      </w:pPr>
+      <w:sdt>
+        <w:sdtPr>
+          <w:id w:val="751385888"/>
+          <w:tag w:val="goog_rdk_1"/>
+        </w:sdtPr>
+        <w:sdtContent>
+          <w:r>
+            <w:rPr>
+              <w:rFonts w:ascii="Nova Mono" w:cs="Nova Mono" w:eastAsia="Nova Mono" w:hAnsi="Nova Mono"/>
+              <w:color w:val="434343"/>
+              <w:sz w:val="20"/>
+              <w:szCs w:val="20"/>
+              <w:rtl w:val="0"/>
+            </w:rPr>
+            <w:t xml:space="preserve">Kenyatta University → Expected 2026</w:t>
+          </w:r>
+        </w:sdtContent>
+      </w:sdt>
+    </w:p>
+    <w:p>
+      <w:pPr>
+        <w:spacing w:after="240" w:before="240" w:lineRule="auto"/>
+        <w:ind w:left="0" w:right="0" w:firstLine="0"/>
+        <w:rPr>
+          <w:b w:val="1"/>
+          <w:bCs w:val="1"/>
+          <w:color w:val="434343"/>
+          <w:sz w:val="22"/>
+          <w:szCs w:val="22"/>
+        </w:rPr>
+      </w:pPr>
+      <w:r>
+        <w:rPr>
+          <w:b w:val="1"/>
+          <w:bCs w:val="1"/>
+          <w:color w:val="434343"/>
+          <w:sz w:val="22"/>
+          <w:szCs w:val="22"/>
+          <w:rtl w:val="0"/>
+        </w:rPr>
+        <w:t xml:space="preserve">Kenya Certificate of Secondary Education (KCSE) – Mean Grade B+</w:t>
+      </w:r>
+    </w:p>
+    <w:p>
+      <w:pPr>
+        <w:spacing w:after="240" w:before="240" w:lineRule="auto"/>
+        <w:ind w:right="0"/>
+        <w:rPr>
+          <w:b w:val="1"/>
+          <w:bCs w:val="1"/>
+          <w:color w:val="434343"/>
+          <w:sz w:val="26"/>
+          <w:szCs w:val="26"/>
+        </w:rPr>
+      </w:pPr>
+      <w:sdt>
+        <w:sdtPr>
+          <w:id w:val="-1159720708"/>
+          <w:tag w:val="goog_rdk_2"/>
+        </w:sdtPr>
+        <w:sdtContent>
+          <w:r>
+            <w:rPr>
+              <w:rFonts w:ascii="Nova Mono" w:cs="Nova Mono" w:eastAsia="Nova Mono" w:hAnsi="Nova Mono"/>
+              <w:color w:val="434343"/>
+              <w:sz w:val="20"/>
+              <w:szCs w:val="20"/>
+              <w:rtl w:val="0"/>
+            </w:rPr>
+            <w:t xml:space="preserve">Starehe Boys’ Centre, Nairobi → 2018 – 2022</w:t>
+          </w:r>
+        </w:sdtContent>
+      </w:sdt>
       <w:r>
         <w:rPr>
           <w:rtl w:val="0"/>
@@ -1190,6 +1631,336 @@
       </w:rPr>
     </w:lvl>
   </w:abstractNum>
+  <w:abstractNum w:abstractNumId="5">
+    <w:lvl w:ilvl="0">
+      <w:start w:val="1"/>
+      <w:numFmt w:val="bullet"/>
+      <w:lvlText w:val="●"/>
+      <w:lvlJc w:val="left"/>
+      <w:pPr>
+        <w:ind w:left="720" w:hanging="360"/>
+      </w:pPr>
+      <w:rPr>
+        <w:u w:val="none"/>
+      </w:rPr>
+    </w:lvl>
+    <w:lvl w:ilvl="1">
+      <w:start w:val="1"/>
+      <w:numFmt w:val="bullet"/>
+      <w:lvlText w:val="○"/>
+      <w:lvlJc w:val="left"/>
+      <w:pPr>
+        <w:ind w:left="1440" w:hanging="360"/>
+      </w:pPr>
+      <w:rPr>
+        <w:u w:val="none"/>
+      </w:rPr>
+    </w:lvl>
+    <w:lvl w:ilvl="2">
+      <w:start w:val="1"/>
+      <w:numFmt w:val="bullet"/>
+      <w:lvlText w:val="■"/>
+      <w:lvlJc w:val="left"/>
+      <w:pPr>
+        <w:ind w:left="2160" w:hanging="360"/>
+      </w:pPr>
+      <w:rPr>
+        <w:u w:val="none"/>
+      </w:rPr>
+    </w:lvl>
+    <w:lvl w:ilvl="3">
+      <w:start w:val="1"/>
+      <w:numFmt w:val="bullet"/>
+      <w:lvlText w:val="●"/>
+      <w:lvlJc w:val="left"/>
+      <w:pPr>
+        <w:ind w:left="2880" w:hanging="360"/>
+      </w:pPr>
+      <w:rPr>
+        <w:u w:val="none"/>
+      </w:rPr>
+    </w:lvl>
+    <w:lvl w:ilvl="4">
+      <w:start w:val="1"/>
+      <w:numFmt w:val="bullet"/>
+      <w:lvlText w:val="○"/>
+      <w:lvlJc w:val="left"/>
+      <w:pPr>
+        <w:ind w:left="3600" w:hanging="360"/>
+      </w:pPr>
+      <w:rPr>
+        <w:u w:val="none"/>
+      </w:rPr>
+    </w:lvl>
+    <w:lvl w:ilvl="5">
+      <w:start w:val="1"/>
+      <w:numFmt w:val="bullet"/>
+      <w:lvlText w:val="■"/>
+      <w:lvlJc w:val="left"/>
+      <w:pPr>
+        <w:ind w:left="4320" w:hanging="360"/>
+      </w:pPr>
+      <w:rPr>
+        <w:u w:val="none"/>
+      </w:rPr>
+    </w:lvl>
+    <w:lvl w:ilvl="6">
+      <w:start w:val="1"/>
+      <w:numFmt w:val="bullet"/>
+      <w:lvlText w:val="●"/>
+      <w:lvlJc w:val="left"/>
+      <w:pPr>
+        <w:ind w:left="5040" w:hanging="360"/>
+      </w:pPr>
+      <w:rPr>
+        <w:u w:val="none"/>
+      </w:rPr>
+    </w:lvl>
+    <w:lvl w:ilvl="7">
+      <w:start w:val="1"/>
+      <w:numFmt w:val="bullet"/>
+      <w:lvlText w:val="○"/>
+      <w:lvlJc w:val="left"/>
+      <w:pPr>
+        <w:ind w:left="5760" w:hanging="360"/>
+      </w:pPr>
+      <w:rPr>
+        <w:u w:val="none"/>
+      </w:rPr>
+    </w:lvl>
+    <w:lvl w:ilvl="8">
+      <w:start w:val="1"/>
+      <w:numFmt w:val="bullet"/>
+      <w:lvlText w:val="■"/>
+      <w:lvlJc w:val="left"/>
+      <w:pPr>
+        <w:ind w:left="6480" w:hanging="360"/>
+      </w:pPr>
+      <w:rPr>
+        <w:u w:val="none"/>
+      </w:rPr>
+    </w:lvl>
+  </w:abstractNum>
+  <w:abstractNum w:abstractNumId="6">
+    <w:lvl w:ilvl="0">
+      <w:start w:val="1"/>
+      <w:numFmt w:val="bullet"/>
+      <w:lvlText w:val="●"/>
+      <w:lvlJc w:val="left"/>
+      <w:pPr>
+        <w:ind w:left="720" w:hanging="360"/>
+      </w:pPr>
+      <w:rPr>
+        <w:u w:val="none"/>
+      </w:rPr>
+    </w:lvl>
+    <w:lvl w:ilvl="1">
+      <w:start w:val="1"/>
+      <w:numFmt w:val="bullet"/>
+      <w:lvlText w:val="○"/>
+      <w:lvlJc w:val="left"/>
+      <w:pPr>
+        <w:ind w:left="1440" w:hanging="360"/>
+      </w:pPr>
+      <w:rPr>
+        <w:u w:val="none"/>
+      </w:rPr>
+    </w:lvl>
+    <w:lvl w:ilvl="2">
+      <w:start w:val="1"/>
+      <w:numFmt w:val="bullet"/>
+      <w:lvlText w:val="■"/>
+      <w:lvlJc w:val="left"/>
+      <w:pPr>
+        <w:ind w:left="2160" w:hanging="360"/>
+      </w:pPr>
+      <w:rPr>
+        <w:u w:val="none"/>
+      </w:rPr>
+    </w:lvl>
+    <w:lvl w:ilvl="3">
+      <w:start w:val="1"/>
+      <w:numFmt w:val="bullet"/>
+      <w:lvlText w:val="●"/>
+      <w:lvlJc w:val="left"/>
+      <w:pPr>
+        <w:ind w:left="2880" w:hanging="360"/>
+      </w:pPr>
+      <w:rPr>
+        <w:u w:val="none"/>
+      </w:rPr>
+    </w:lvl>
+    <w:lvl w:ilvl="4">
+      <w:start w:val="1"/>
+      <w:numFmt w:val="bullet"/>
+      <w:lvlText w:val="○"/>
+      <w:lvlJc w:val="left"/>
+      <w:pPr>
+        <w:ind w:left="3600" w:hanging="360"/>
+      </w:pPr>
+      <w:rPr>
+        <w:u w:val="none"/>
+      </w:rPr>
+    </w:lvl>
+    <w:lvl w:ilvl="5">
+      <w:start w:val="1"/>
+      <w:numFmt w:val="bullet"/>
+      <w:lvlText w:val="■"/>
+      <w:lvlJc w:val="left"/>
+      <w:pPr>
+        <w:ind w:left="4320" w:hanging="360"/>
+      </w:pPr>
+      <w:rPr>
+        <w:u w:val="none"/>
+      </w:rPr>
+    </w:lvl>
+    <w:lvl w:ilvl="6">
+      <w:start w:val="1"/>
+      <w:numFmt w:val="bullet"/>
+      <w:lvlText w:val="●"/>
+      <w:lvlJc w:val="left"/>
+      <w:pPr>
+        <w:ind w:left="5040" w:hanging="360"/>
+      </w:pPr>
+      <w:rPr>
+        <w:u w:val="none"/>
+      </w:rPr>
+    </w:lvl>
+    <w:lvl w:ilvl="7">
+      <w:start w:val="1"/>
+      <w:numFmt w:val="bullet"/>
+      <w:lvlText w:val="○"/>
+      <w:lvlJc w:val="left"/>
+      <w:pPr>
+        <w:ind w:left="5760" w:hanging="360"/>
+      </w:pPr>
+      <w:rPr>
+        <w:u w:val="none"/>
+      </w:rPr>
+    </w:lvl>
+    <w:lvl w:ilvl="8">
+      <w:start w:val="1"/>
+      <w:numFmt w:val="bullet"/>
+      <w:lvlText w:val="■"/>
+      <w:lvlJc w:val="left"/>
+      <w:pPr>
+        <w:ind w:left="6480" w:hanging="360"/>
+      </w:pPr>
+      <w:rPr>
+        <w:u w:val="none"/>
+      </w:rPr>
+    </w:lvl>
+  </w:abstractNum>
+  <w:abstractNum w:abstractNumId="7">
+    <w:lvl w:ilvl="0">
+      <w:start w:val="1"/>
+      <w:numFmt w:val="bullet"/>
+      <w:lvlText w:val="●"/>
+      <w:lvlJc w:val="left"/>
+      <w:pPr>
+        <w:ind w:left="720" w:hanging="360"/>
+      </w:pPr>
+      <w:rPr>
+        <w:u w:val="none"/>
+      </w:rPr>
+    </w:lvl>
+    <w:lvl w:ilvl="1">
+      <w:start w:val="1"/>
+      <w:numFmt w:val="bullet"/>
+      <w:lvlText w:val="○"/>
+      <w:lvlJc w:val="left"/>
+      <w:pPr>
+        <w:ind w:left="1440" w:hanging="360"/>
+      </w:pPr>
+      <w:rPr>
+        <w:u w:val="none"/>
+      </w:rPr>
+    </w:lvl>
+    <w:lvl w:ilvl="2">
+      <w:start w:val="1"/>
+      <w:numFmt w:val="bullet"/>
+      <w:lvlText w:val="■"/>
+      <w:lvlJc w:val="left"/>
+      <w:pPr>
+        <w:ind w:left="2160" w:hanging="360"/>
+      </w:pPr>
+      <w:rPr>
+        <w:u w:val="none"/>
+      </w:rPr>
+    </w:lvl>
+    <w:lvl w:ilvl="3">
+      <w:start w:val="1"/>
+      <w:numFmt w:val="bullet"/>
+      <w:lvlText w:val="●"/>
+      <w:lvlJc w:val="left"/>
+      <w:pPr>
+        <w:ind w:left="2880" w:hanging="360"/>
+      </w:pPr>
+      <w:rPr>
+        <w:u w:val="none"/>
+      </w:rPr>
+    </w:lvl>
+    <w:lvl w:ilvl="4">
+      <w:start w:val="1"/>
+      <w:numFmt w:val="bullet"/>
+      <w:lvlText w:val="○"/>
+      <w:lvlJc w:val="left"/>
+      <w:pPr>
+        <w:ind w:left="3600" w:hanging="360"/>
+      </w:pPr>
+      <w:rPr>
+        <w:u w:val="none"/>
+      </w:rPr>
+    </w:lvl>
+    <w:lvl w:ilvl="5">
+      <w:start w:val="1"/>
+      <w:numFmt w:val="bullet"/>
+      <w:lvlText w:val="■"/>
+      <w:lvlJc w:val="left"/>
+      <w:pPr>
+        <w:ind w:left="4320" w:hanging="360"/>
+      </w:pPr>
+      <w:rPr>
+        <w:u w:val="none"/>
+      </w:rPr>
+    </w:lvl>
+    <w:lvl w:ilvl="6">
+      <w:start w:val="1"/>
+      <w:numFmt w:val="bullet"/>
+      <w:lvlText w:val="●"/>
+      <w:lvlJc w:val="left"/>
+      <w:pPr>
+        <w:ind w:left="5040" w:hanging="360"/>
+      </w:pPr>
+      <w:rPr>
+        <w:u w:val="none"/>
+      </w:rPr>
+    </w:lvl>
+    <w:lvl w:ilvl="7">
+      <w:start w:val="1"/>
+      <w:numFmt w:val="bullet"/>
+      <w:lvlText w:val="○"/>
+      <w:lvlJc w:val="left"/>
+      <w:pPr>
+        <w:ind w:left="5760" w:hanging="360"/>
+      </w:pPr>
+      <w:rPr>
+        <w:u w:val="none"/>
+      </w:rPr>
+    </w:lvl>
+    <w:lvl w:ilvl="8">
+      <w:start w:val="1"/>
+      <w:numFmt w:val="bullet"/>
+      <w:lvlText w:val="■"/>
+      <w:lvlJc w:val="left"/>
+      <w:pPr>
+        <w:ind w:left="6480" w:hanging="360"/>
+      </w:pPr>
+      <w:rPr>
+        <w:u w:val="none"/>
+      </w:rPr>
+    </w:lvl>
+  </w:abstractNum>
   <w:num w:numId="1">
     <w:abstractNumId w:val="1"/>
   </w:num>
@@ -1201,6 +1972,15 @@
   </w:num>
   <w:num w:numId="4">
     <w:abstractNumId w:val="4"/>
+  </w:num>
+  <w:num w:numId="5">
+    <w:abstractNumId w:val="5"/>
+  </w:num>
+  <w:num w:numId="6">
+    <w:abstractNumId w:val="6"/>
+  </w:num>
+  <w:num w:numId="7">
+    <w:abstractNumId w:val="7"/>
   </w:num>
 </w:numbering>
 </file>
@@ -1250,6 +2030,7 @@
     <w:rPr>
       <w:rFonts w:ascii="Open Sans" w:cs="Open Sans" w:eastAsia="Open Sans" w:hAnsi="Open Sans"/>
       <w:b w:val="1"/>
+      <w:bCs w:val="1"/>
       <w:color w:val="2079c7"/>
     </w:rPr>
   </w:style>
@@ -1265,6 +2046,7 @@
     </w:pPr>
     <w:rPr>
       <w:b w:val="1"/>
+      <w:bCs w:val="1"/>
       <w:color w:val="000000"/>
       <w:sz w:val="22"/>
       <w:szCs w:val="22"/>
@@ -1335,6 +2117,7 @@
     <w:rPr>
       <w:rFonts w:ascii="Trebuchet MS" w:cs="Trebuchet MS" w:eastAsia="Trebuchet MS" w:hAnsi="Trebuchet MS"/>
       <w:i w:val="1"/>
+      <w:iCs w:val="1"/>
       <w:color w:val="666666"/>
       <w:sz w:val="22"/>
       <w:szCs w:val="22"/>
@@ -1350,6 +2133,7 @@
     </w:pPr>
     <w:rPr>
       <w:b w:val="1"/>
+      <w:bCs w:val="1"/>
       <w:color w:val="000000"/>
       <w:sz w:val="72"/>
       <w:szCs w:val="72"/>
@@ -1699,7 +2483,7 @@
 
 <file path=customXML/item1.xml><?xml version="1.0" encoding="utf-8"?>
 <go:gDocsCustomXmlDataStorage xmlns:go="http://customooxmlschemas.google.com/" xmlns:r="http://schemas.openxmlformats.org/officeDocument/2006/relationships" uri="GoogleDocsCustomDataVersion2">
-  <go:docsCustomData xmlns:go="http://customooxmlschemas.google.com/" roundtripDataSignature="AMtx7mhp6RhiXukLD+rm8z/bZJXACcPtfQ==">CgMxLjAyDmgubmo5ZGhmZDFxemJiMg5oLjR1YWhiYzQwMWMzZzIOaC41ZW1lM2Rhd3BuM28yDmgubTJmdmFicDJsdjByMg5oLnJiNjVtczRzM2NmcjgAciExeFZudzhMaXF4STBDM1hETkVJSWhPRzFja3BtNFdCLWc=</go:docsCustomData>
+  <go:docsCustomData xmlns:go="http://customooxmlschemas.google.com/" roundtripDataSignature="AMtx7miDM7FZ0gSOrHAgMbTSedTT32127A==">CgMxLjAaFgoBMBIRCg8IB0ILEglOb3ZhIE1vbm8aFgoBMRIRCg8IB0ILEglOb3ZhIE1vbm8aFgoBMhIRCg8IB0ILEglOb3ZhIE1vbm84AHIhMXhWbnc4TGlxeEkwQzNYRE5FSUloT0cxY2twbTRXQi1n</go:docsCustomData>
 </go:gDocsCustomXmlDataStorage>
 </file>
 
